--- a/public/templates/report-infrastructure-qualification-summary.docx
+++ b/public/templates/report-infrastructure-qualification-summary.docx
@@ -887,7 +887,7 @@
         <w:t>GAMP 5 Category 1</w:t>
       </w:r>
       <w:r>
-        <w:t>: the GAMP 5 classification for infrastructure software (operating systems, database engines, network software, virtualization), qualified by verification against a specification rather than by application-style functional testing.</w:t>
+        <w:t>: under the GAMP 5 software categories, the group used for established infrastructure software such as the operating system, the database engine, network components, and the virtualization layer. Because this software is widely used and not configured for a specific business process, it is handled by checking it against an approved specification rather than by running the kind of functional test scripts an application would need.</w:t>
       </w:r>
     </w:p>
     <w:p>
